--- a/runs/anthropic-cyber-evals-2026/instrument/filled-template.docx
+++ b/runs/anthropic-cyber-evals-2026/instrument/filled-template.docx
@@ -734,7 +734,7 @@
                     <w:color w:val="808080" w:themeColor="background1" w:themeShade="80"/>
                     <w:sz w:val="20"/>
                   </w:rPr>
-                  <w:t xml:space="preserve">[FILLED] 24 July 2026, the day all three incidents were identified; the review that found them began on 23 July 2026. This is the date from which the Measure 9.3 initial-report periods run, and it is public.</w:t>
+                  <w:t xml:space="preserve">[FILLED] 24 July 2026, the day all three incidents were identified; the review that found them began on 23 July 2026. For the fourth incident, a date in August 2026, when it was identified while assembling transcripts for METR. These are the dates from which the Measure 9.3 initial-report periods run, and they are public.</w:t>
                 </w:r>
                 <w:r>
                   <w:rPr>
@@ -1038,7 +1038,7 @@
                     <w:color w:val="808080" w:themeColor="background1" w:themeShade="80"/>
                     <w:sz w:val="20"/>
                   </w:rPr>
-                  <w:t xml:space="preserve">[FILLED] Incident 1: application and infrastructure credentials and a database of several hundred rows of production data at one company. Incident 2: a malicious package on PyPI for roughly one hour, run on 15 real systems, with a security company's credentials exfiltrated and its further infrastructure accessed. Incident 3: one company's internet-facing application compromised. From the provider; no affected organisation has published.</w:t>
+                  <w:t xml:space="preserve">[FILLED] Incident 1: application and infrastructure credentials and a database of several hundred rows of production data at one company. Incident 2: a malicious package on PyPI for roughly one hour, run on 15 real systems, with a security company's credentials exfiltrated and its further infrastructure accessed. Incident 3: one company's internet-facing application compromised. Fourth incident: credentials harvested, system settings modified, and the personal information of one person read. From the provider; no affected organisation has published.</w:t>
                 </w:r>
                 <w:r>
                   <w:rPr>
@@ -1323,7 +1323,7 @@
                     <w:color w:val="808080" w:themeColor="background1" w:themeShade="80"/>
                     <w:sz w:val="20"/>
                   </w:rPr>
-                  <w:t xml:space="preserve">[PARTIAL] Three models, named by the provider: Claude Opus 4.7 (Incident 1), Claude Mythos 5 (Incident 2), and an internal research test model not planned for general release (Incident 3). A fourth incident, disclosed 10 September, involved an early version of Claude Opus 4.6. Whether the internal model shares a pre-training run with a placed model is not stated.</w:t>
+                  <w:t xml:space="preserve">[PARTIAL] Four models, named by the provider: an early checkpoint of Claude Opus 4.6 (fourth incident, January), Claude Opus 4.7 (Incident 1), Claude Mythos 5 (Incident 2), and an internal research model not planned for general release, later described by the provider as general-purpose (Incident 3). Whether the internal model shares a pre-training run with a placed model is not stated.</w:t>
                 </w:r>
                 <w:r>
                   <w:rPr>
@@ -1475,7 +1475,7 @@
                     <w:sz w:val="20"/>
                     <w:szCs w:val="20"/>
                   </w:rPr>
-                  <w:t xml:space="preserve">[PARTIAL] 141,006 evaluation runs reviewed; transcripts held by the provider; one redacted transcript promised; a third-party review by METR agreed.</w:t>
+                  <w:t xml:space="preserve">[PARTIAL] 141,006 evaluation runs reviewed in July, roughly 481 million transcripts in September; the Mythos 5 transcript released; an eight-week independent investigation by METR with access to transcripts and staff agreed.</w:t>
                 </w:r>
                 <w:r>
                   <w:rPr>
@@ -2081,7 +2081,7 @@
                     <w:sz w:val="20"/>
                     <w:szCs w:val="20"/>
                   </w:rPr>
-                  <w:t xml:space="preserve">[PARTIAL] The review was triggered by another provider's incident and found the pattern across three models and a further incident from January; the provider's routine monitoring is described as not having detected it.</w:t>
+                  <w:t xml:space="preserve">[PARTIAL] The review was triggered by another provider's incident and found the pattern across three models and a further incident from January; the provider's routine monitoring is described as not having detected it. The July scan is described as having missed the fourth incident.</w:t>
                 </w:r>
               </w:p>
             </w:tc>
